--- a/CheatsheetMidterm1/760MLCheatsheetMidterm1.docx
+++ b/CheatsheetMidterm1/760MLCheatsheetMidterm1.docx
@@ -338,13 +338,134 @@
     <w:p/>
     <w:p/>
     <w:p/>
-    <w:p/>
-    <w:p/>
-    <w:p/>
-    <w:p/>
-    <w:p/>
-    <w:p/>
-    <w:p/>
+    <w:p>
+      <w:r>
+        <w:lastRenderedPageBreak/>
+        <w:drawing>
+          <wp:anchor distT="0" distB="0" distL="114300" distR="114300" simplePos="0" relativeHeight="251669504" behindDoc="0" locked="0" layoutInCell="1" allowOverlap="1" wp14:anchorId="308A486D" wp14:editId="68D59D26">
+            <wp:simplePos x="0" y="0"/>
+            <wp:positionH relativeFrom="column">
+              <wp:posOffset>112741</wp:posOffset>
+            </wp:positionH>
+            <wp:positionV relativeFrom="paragraph">
+              <wp:posOffset>107</wp:posOffset>
+            </wp:positionV>
+            <wp:extent cx="3620770" cy="2037080"/>
+            <wp:effectExtent l="0" t="0" r="0" b="0"/>
+            <wp:wrapThrough wrapText="bothSides">
+              <wp:wrapPolygon edited="0">
+                <wp:start x="0" y="0"/>
+                <wp:lineTo x="0" y="21411"/>
+                <wp:lineTo x="21517" y="21411"/>
+                <wp:lineTo x="21517" y="0"/>
+                <wp:lineTo x="0" y="0"/>
+              </wp:wrapPolygon>
+            </wp:wrapThrough>
+            <wp:docPr id="12224970" name="Picture 1" descr="A black and white text&#10;&#10;AI-generated content may be incorrect."/>
+            <wp:cNvGraphicFramePr>
+              <a:graphicFrameLocks xmlns:a="http://schemas.openxmlformats.org/drawingml/2006/main" noChangeAspect="1"/>
+            </wp:cNvGraphicFramePr>
+            <a:graphic xmlns:a="http://schemas.openxmlformats.org/drawingml/2006/main">
+              <a:graphicData uri="http://schemas.openxmlformats.org/drawingml/2006/picture">
+                <pic:pic xmlns:pic="http://schemas.openxmlformats.org/drawingml/2006/picture">
+                  <pic:nvPicPr>
+                    <pic:cNvPr id="12224970" name="Picture 1" descr="A black and white text&#10;&#10;AI-generated content may be incorrect."/>
+                    <pic:cNvPicPr/>
+                  </pic:nvPicPr>
+                  <pic:blipFill>
+                    <a:blip r:embed="rId9"/>
+                    <a:stretch>
+                      <a:fillRect/>
+                    </a:stretch>
+                  </pic:blipFill>
+                  <pic:spPr>
+                    <a:xfrm>
+                      <a:off x="0" y="0"/>
+                      <a:ext cx="3620770" cy="2037080"/>
+                    </a:xfrm>
+                    <a:prstGeom prst="rect">
+                      <a:avLst/>
+                    </a:prstGeom>
+                  </pic:spPr>
+                </pic:pic>
+              </a:graphicData>
+            </a:graphic>
+            <wp14:sizeRelH relativeFrom="margin">
+              <wp14:pctWidth>0</wp14:pctWidth>
+            </wp14:sizeRelH>
+            <wp14:sizeRelV relativeFrom="margin">
+              <wp14:pctHeight>0</wp14:pctHeight>
+            </wp14:sizeRelV>
+          </wp:anchor>
+        </w:drawing>
+      </w:r>
+    </w:p>
+    <w:p/>
+    <w:p/>
+    <w:p/>
+    <w:p/>
+    <w:p/>
+    <w:p>
+      <w:r>
+        <w:drawing>
+          <wp:anchor distT="0" distB="0" distL="114300" distR="114300" simplePos="0" relativeHeight="251671552" behindDoc="0" locked="0" layoutInCell="1" allowOverlap="1" wp14:anchorId="721DB9E1" wp14:editId="08F226D7">
+            <wp:simplePos x="0" y="0"/>
+            <wp:positionH relativeFrom="column">
+              <wp:posOffset>4445</wp:posOffset>
+            </wp:positionH>
+            <wp:positionV relativeFrom="paragraph">
+              <wp:posOffset>283845</wp:posOffset>
+            </wp:positionV>
+            <wp:extent cx="3874770" cy="2433320"/>
+            <wp:effectExtent l="0" t="0" r="0" b="5080"/>
+            <wp:wrapThrough wrapText="bothSides">
+              <wp:wrapPolygon edited="0">
+                <wp:start x="0" y="0"/>
+                <wp:lineTo x="0" y="21532"/>
+                <wp:lineTo x="21522" y="21532"/>
+                <wp:lineTo x="21522" y="0"/>
+                <wp:lineTo x="0" y="0"/>
+              </wp:wrapPolygon>
+            </wp:wrapThrough>
+            <wp:docPr id="126802921" name="Picture 1" descr="A graph and diagram of a function&#10;&#10;AI-generated content may be incorrect."/>
+            <wp:cNvGraphicFramePr>
+              <a:graphicFrameLocks xmlns:a="http://schemas.openxmlformats.org/drawingml/2006/main" noChangeAspect="1"/>
+            </wp:cNvGraphicFramePr>
+            <a:graphic xmlns:a="http://schemas.openxmlformats.org/drawingml/2006/main">
+              <a:graphicData uri="http://schemas.openxmlformats.org/drawingml/2006/picture">
+                <pic:pic xmlns:pic="http://schemas.openxmlformats.org/drawingml/2006/picture">
+                  <pic:nvPicPr>
+                    <pic:cNvPr id="126802921" name="Picture 1" descr="A graph and diagram of a function&#10;&#10;AI-generated content may be incorrect."/>
+                    <pic:cNvPicPr/>
+                  </pic:nvPicPr>
+                  <pic:blipFill>
+                    <a:blip r:embed="rId10"/>
+                    <a:stretch>
+                      <a:fillRect/>
+                    </a:stretch>
+                  </pic:blipFill>
+                  <pic:spPr>
+                    <a:xfrm>
+                      <a:off x="0" y="0"/>
+                      <a:ext cx="3874770" cy="2433320"/>
+                    </a:xfrm>
+                    <a:prstGeom prst="rect">
+                      <a:avLst/>
+                    </a:prstGeom>
+                  </pic:spPr>
+                </pic:pic>
+              </a:graphicData>
+            </a:graphic>
+            <wp14:sizeRelH relativeFrom="margin">
+              <wp14:pctWidth>0</wp14:pctWidth>
+            </wp14:sizeRelH>
+            <wp14:sizeRelV relativeFrom="margin">
+              <wp14:pctHeight>0</wp14:pctHeight>
+            </wp14:sizeRelV>
+          </wp:anchor>
+        </w:drawing>
+      </w:r>
+    </w:p>
     <w:p/>
     <w:p/>
     <w:p/>

--- a/CheatsheetMidterm1/760MLCheatsheetMidterm1.docx
+++ b/CheatsheetMidterm1/760MLCheatsheetMidterm1.docx
@@ -342,13 +342,249 @@
       <w:r>
         <w:lastRenderedPageBreak/>
         <w:drawing>
-          <wp:anchor distT="0" distB="0" distL="114300" distR="114300" simplePos="0" relativeHeight="251669504" behindDoc="0" locked="0" layoutInCell="1" allowOverlap="1" wp14:anchorId="308A486D" wp14:editId="68D59D26">
+          <wp:anchor distT="0" distB="0" distL="114300" distR="114300" simplePos="0" relativeHeight="251677696" behindDoc="0" locked="0" layoutInCell="1" allowOverlap="1" wp14:anchorId="367DA2DD" wp14:editId="0DF34D23">
             <wp:simplePos x="0" y="0"/>
             <wp:positionH relativeFrom="column">
-              <wp:posOffset>112741</wp:posOffset>
+              <wp:posOffset>3824787</wp:posOffset>
             </wp:positionH>
             <wp:positionV relativeFrom="paragraph">
-              <wp:posOffset>107</wp:posOffset>
+              <wp:posOffset>3176396</wp:posOffset>
+            </wp:positionV>
+            <wp:extent cx="3221355" cy="596900"/>
+            <wp:effectExtent l="0" t="0" r="4445" b="0"/>
+            <wp:wrapThrough wrapText="bothSides">
+              <wp:wrapPolygon edited="0">
+                <wp:start x="0" y="0"/>
+                <wp:lineTo x="0" y="21140"/>
+                <wp:lineTo x="21545" y="21140"/>
+                <wp:lineTo x="21545" y="0"/>
+                <wp:lineTo x="0" y="0"/>
+              </wp:wrapPolygon>
+            </wp:wrapThrough>
+            <wp:docPr id="1680269058" name="Picture 1" descr="A close-up of a white background&#10;&#10;AI-generated content may be incorrect."/>
+            <wp:cNvGraphicFramePr>
+              <a:graphicFrameLocks xmlns:a="http://schemas.openxmlformats.org/drawingml/2006/main" noChangeAspect="1"/>
+            </wp:cNvGraphicFramePr>
+            <a:graphic xmlns:a="http://schemas.openxmlformats.org/drawingml/2006/main">
+              <a:graphicData uri="http://schemas.openxmlformats.org/drawingml/2006/picture">
+                <pic:pic xmlns:pic="http://schemas.openxmlformats.org/drawingml/2006/picture">
+                  <pic:nvPicPr>
+                    <pic:cNvPr id="1680269058" name="Picture 1" descr="A close-up of a white background&#10;&#10;AI-generated content may be incorrect."/>
+                    <pic:cNvPicPr/>
+                  </pic:nvPicPr>
+                  <pic:blipFill>
+                    <a:blip r:embed="rId9"/>
+                    <a:stretch>
+                      <a:fillRect/>
+                    </a:stretch>
+                  </pic:blipFill>
+                  <pic:spPr>
+                    <a:xfrm>
+                      <a:off x="0" y="0"/>
+                      <a:ext cx="3221355" cy="596900"/>
+                    </a:xfrm>
+                    <a:prstGeom prst="rect">
+                      <a:avLst/>
+                    </a:prstGeom>
+                  </pic:spPr>
+                </pic:pic>
+              </a:graphicData>
+            </a:graphic>
+            <wp14:sizeRelH relativeFrom="margin">
+              <wp14:pctWidth>0</wp14:pctWidth>
+            </wp14:sizeRelH>
+            <wp14:sizeRelV relativeFrom="margin">
+              <wp14:pctHeight>0</wp14:pctHeight>
+            </wp14:sizeRelV>
+          </wp:anchor>
+        </w:drawing>
+      </w:r>
+      <w:r>
+        <w:drawing>
+          <wp:anchor distT="0" distB="0" distL="114300" distR="114300" simplePos="0" relativeHeight="251675648" behindDoc="0" locked="0" layoutInCell="1" allowOverlap="1" wp14:anchorId="22BE3CFE" wp14:editId="530CA63A">
+            <wp:simplePos x="0" y="0"/>
+            <wp:positionH relativeFrom="column">
+              <wp:posOffset>3822826</wp:posOffset>
+            </wp:positionH>
+            <wp:positionV relativeFrom="paragraph">
+              <wp:posOffset>2295444</wp:posOffset>
+            </wp:positionV>
+            <wp:extent cx="3005455" cy="731520"/>
+            <wp:effectExtent l="0" t="0" r="4445" b="5080"/>
+            <wp:wrapThrough wrapText="bothSides">
+              <wp:wrapPolygon edited="0">
+                <wp:start x="0" y="0"/>
+                <wp:lineTo x="0" y="21375"/>
+                <wp:lineTo x="21541" y="21375"/>
+                <wp:lineTo x="21541" y="0"/>
+                <wp:lineTo x="0" y="0"/>
+              </wp:wrapPolygon>
+            </wp:wrapThrough>
+            <wp:docPr id="750277521" name="Picture 1" descr="A math equation with black text&#10;&#10;AI-generated content may be incorrect."/>
+            <wp:cNvGraphicFramePr>
+              <a:graphicFrameLocks xmlns:a="http://schemas.openxmlformats.org/drawingml/2006/main" noChangeAspect="1"/>
+            </wp:cNvGraphicFramePr>
+            <a:graphic xmlns:a="http://schemas.openxmlformats.org/drawingml/2006/main">
+              <a:graphicData uri="http://schemas.openxmlformats.org/drawingml/2006/picture">
+                <pic:pic xmlns:pic="http://schemas.openxmlformats.org/drawingml/2006/picture">
+                  <pic:nvPicPr>
+                    <pic:cNvPr id="750277521" name="Picture 1" descr="A math equation with black text&#10;&#10;AI-generated content may be incorrect."/>
+                    <pic:cNvPicPr/>
+                  </pic:nvPicPr>
+                  <pic:blipFill>
+                    <a:blip r:embed="rId10"/>
+                    <a:stretch>
+                      <a:fillRect/>
+                    </a:stretch>
+                  </pic:blipFill>
+                  <pic:spPr>
+                    <a:xfrm>
+                      <a:off x="0" y="0"/>
+                      <a:ext cx="3005455" cy="731520"/>
+                    </a:xfrm>
+                    <a:prstGeom prst="rect">
+                      <a:avLst/>
+                    </a:prstGeom>
+                  </pic:spPr>
+                </pic:pic>
+              </a:graphicData>
+            </a:graphic>
+            <wp14:sizeRelH relativeFrom="margin">
+              <wp14:pctWidth>0</wp14:pctWidth>
+            </wp14:sizeRelH>
+            <wp14:sizeRelV relativeFrom="margin">
+              <wp14:pctHeight>0</wp14:pctHeight>
+            </wp14:sizeRelV>
+          </wp:anchor>
+        </w:drawing>
+      </w:r>
+      <w:r>
+        <w:drawing>
+          <wp:anchor distT="0" distB="0" distL="114300" distR="114300" simplePos="0" relativeHeight="251673600" behindDoc="0" locked="0" layoutInCell="1" allowOverlap="1" wp14:anchorId="160392C1" wp14:editId="4B601AC6">
+            <wp:simplePos x="0" y="0"/>
+            <wp:positionH relativeFrom="column">
+              <wp:posOffset>-194788</wp:posOffset>
+            </wp:positionH>
+            <wp:positionV relativeFrom="paragraph">
+              <wp:posOffset>2295689</wp:posOffset>
+            </wp:positionV>
+            <wp:extent cx="3729355" cy="1610995"/>
+            <wp:effectExtent l="0" t="0" r="4445" b="1905"/>
+            <wp:wrapThrough wrapText="bothSides">
+              <wp:wrapPolygon edited="0">
+                <wp:start x="0" y="0"/>
+                <wp:lineTo x="0" y="21455"/>
+                <wp:lineTo x="21552" y="21455"/>
+                <wp:lineTo x="21552" y="0"/>
+                <wp:lineTo x="0" y="0"/>
+              </wp:wrapPolygon>
+            </wp:wrapThrough>
+            <wp:docPr id="1135906076" name="Picture 1" descr="A math equation with black text&#10;&#10;AI-generated content may be incorrect."/>
+            <wp:cNvGraphicFramePr>
+              <a:graphicFrameLocks xmlns:a="http://schemas.openxmlformats.org/drawingml/2006/main" noChangeAspect="1"/>
+            </wp:cNvGraphicFramePr>
+            <a:graphic xmlns:a="http://schemas.openxmlformats.org/drawingml/2006/main">
+              <a:graphicData uri="http://schemas.openxmlformats.org/drawingml/2006/picture">
+                <pic:pic xmlns:pic="http://schemas.openxmlformats.org/drawingml/2006/picture">
+                  <pic:nvPicPr>
+                    <pic:cNvPr id="1135906076" name="Picture 1" descr="A math equation with black text&#10;&#10;AI-generated content may be incorrect."/>
+                    <pic:cNvPicPr/>
+                  </pic:nvPicPr>
+                  <pic:blipFill>
+                    <a:blip r:embed="rId11"/>
+                    <a:stretch>
+                      <a:fillRect/>
+                    </a:stretch>
+                  </pic:blipFill>
+                  <pic:spPr>
+                    <a:xfrm>
+                      <a:off x="0" y="0"/>
+                      <a:ext cx="3729355" cy="1610995"/>
+                    </a:xfrm>
+                    <a:prstGeom prst="rect">
+                      <a:avLst/>
+                    </a:prstGeom>
+                  </pic:spPr>
+                </pic:pic>
+              </a:graphicData>
+            </a:graphic>
+            <wp14:sizeRelH relativeFrom="margin">
+              <wp14:pctWidth>0</wp14:pctWidth>
+            </wp14:sizeRelH>
+            <wp14:sizeRelV relativeFrom="margin">
+              <wp14:pctHeight>0</wp14:pctHeight>
+            </wp14:sizeRelV>
+          </wp:anchor>
+        </w:drawing>
+      </w:r>
+      <w:r>
+        <w:drawing>
+          <wp:anchor distT="0" distB="0" distL="114300" distR="114300" simplePos="0" relativeHeight="251671552" behindDoc="0" locked="0" layoutInCell="1" allowOverlap="1" wp14:anchorId="721DB9E1" wp14:editId="5F800A23">
+            <wp:simplePos x="0" y="0"/>
+            <wp:positionH relativeFrom="column">
+              <wp:posOffset>3467949</wp:posOffset>
+            </wp:positionH>
+            <wp:positionV relativeFrom="paragraph">
+              <wp:posOffset>4445</wp:posOffset>
+            </wp:positionV>
+            <wp:extent cx="3648075" cy="2291080"/>
+            <wp:effectExtent l="0" t="0" r="0" b="0"/>
+            <wp:wrapThrough wrapText="bothSides">
+              <wp:wrapPolygon edited="0">
+                <wp:start x="0" y="0"/>
+                <wp:lineTo x="0" y="21432"/>
+                <wp:lineTo x="21506" y="21432"/>
+                <wp:lineTo x="21506" y="0"/>
+                <wp:lineTo x="0" y="0"/>
+              </wp:wrapPolygon>
+            </wp:wrapThrough>
+            <wp:docPr id="126802921" name="Picture 1" descr="A graph and diagram of a function&#10;&#10;AI-generated content may be incorrect."/>
+            <wp:cNvGraphicFramePr>
+              <a:graphicFrameLocks xmlns:a="http://schemas.openxmlformats.org/drawingml/2006/main" noChangeAspect="1"/>
+            </wp:cNvGraphicFramePr>
+            <a:graphic xmlns:a="http://schemas.openxmlformats.org/drawingml/2006/main">
+              <a:graphicData uri="http://schemas.openxmlformats.org/drawingml/2006/picture">
+                <pic:pic xmlns:pic="http://schemas.openxmlformats.org/drawingml/2006/picture">
+                  <pic:nvPicPr>
+                    <pic:cNvPr id="126802921" name="Picture 1" descr="A graph and diagram of a function&#10;&#10;AI-generated content may be incorrect."/>
+                    <pic:cNvPicPr/>
+                  </pic:nvPicPr>
+                  <pic:blipFill>
+                    <a:blip r:embed="rId12"/>
+                    <a:stretch>
+                      <a:fillRect/>
+                    </a:stretch>
+                  </pic:blipFill>
+                  <pic:spPr>
+                    <a:xfrm>
+                      <a:off x="0" y="0"/>
+                      <a:ext cx="3648075" cy="2291080"/>
+                    </a:xfrm>
+                    <a:prstGeom prst="rect">
+                      <a:avLst/>
+                    </a:prstGeom>
+                  </pic:spPr>
+                </pic:pic>
+              </a:graphicData>
+            </a:graphic>
+            <wp14:sizeRelH relativeFrom="margin">
+              <wp14:pctWidth>0</wp14:pctWidth>
+            </wp14:sizeRelH>
+            <wp14:sizeRelV relativeFrom="margin">
+              <wp14:pctHeight>0</wp14:pctHeight>
+            </wp14:sizeRelV>
+          </wp:anchor>
+        </w:drawing>
+      </w:r>
+      <w:r>
+        <w:drawing>
+          <wp:anchor distT="0" distB="0" distL="114300" distR="114300" simplePos="0" relativeHeight="251669504" behindDoc="0" locked="0" layoutInCell="1" allowOverlap="1" wp14:anchorId="308A486D" wp14:editId="7870DBFE">
+            <wp:simplePos x="0" y="0"/>
+            <wp:positionH relativeFrom="column">
+              <wp:posOffset>-194820</wp:posOffset>
+            </wp:positionH>
+            <wp:positionV relativeFrom="paragraph">
+              <wp:posOffset>0</wp:posOffset>
             </wp:positionV>
             <wp:extent cx="3620770" cy="2037080"/>
             <wp:effectExtent l="0" t="0" r="0" b="0"/>
@@ -373,7 +609,7 @@
                     <pic:cNvPicPr/>
                   </pic:nvPicPr>
                   <pic:blipFill>
-                    <a:blip r:embed="rId9"/>
+                    <a:blip r:embed="rId13"/>
                     <a:stretch>
                       <a:fillRect/>
                     </a:stretch>
@@ -405,67 +641,7 @@
     <w:p/>
     <w:p/>
     <w:p/>
-    <w:p>
-      <w:r>
-        <w:drawing>
-          <wp:anchor distT="0" distB="0" distL="114300" distR="114300" simplePos="0" relativeHeight="251671552" behindDoc="0" locked="0" layoutInCell="1" allowOverlap="1" wp14:anchorId="721DB9E1" wp14:editId="08F226D7">
-            <wp:simplePos x="0" y="0"/>
-            <wp:positionH relativeFrom="column">
-              <wp:posOffset>4445</wp:posOffset>
-            </wp:positionH>
-            <wp:positionV relativeFrom="paragraph">
-              <wp:posOffset>283845</wp:posOffset>
-            </wp:positionV>
-            <wp:extent cx="3874770" cy="2433320"/>
-            <wp:effectExtent l="0" t="0" r="0" b="5080"/>
-            <wp:wrapThrough wrapText="bothSides">
-              <wp:wrapPolygon edited="0">
-                <wp:start x="0" y="0"/>
-                <wp:lineTo x="0" y="21532"/>
-                <wp:lineTo x="21522" y="21532"/>
-                <wp:lineTo x="21522" y="0"/>
-                <wp:lineTo x="0" y="0"/>
-              </wp:wrapPolygon>
-            </wp:wrapThrough>
-            <wp:docPr id="126802921" name="Picture 1" descr="A graph and diagram of a function&#10;&#10;AI-generated content may be incorrect."/>
-            <wp:cNvGraphicFramePr>
-              <a:graphicFrameLocks xmlns:a="http://schemas.openxmlformats.org/drawingml/2006/main" noChangeAspect="1"/>
-            </wp:cNvGraphicFramePr>
-            <a:graphic xmlns:a="http://schemas.openxmlformats.org/drawingml/2006/main">
-              <a:graphicData uri="http://schemas.openxmlformats.org/drawingml/2006/picture">
-                <pic:pic xmlns:pic="http://schemas.openxmlformats.org/drawingml/2006/picture">
-                  <pic:nvPicPr>
-                    <pic:cNvPr id="126802921" name="Picture 1" descr="A graph and diagram of a function&#10;&#10;AI-generated content may be incorrect."/>
-                    <pic:cNvPicPr/>
-                  </pic:nvPicPr>
-                  <pic:blipFill>
-                    <a:blip r:embed="rId10"/>
-                    <a:stretch>
-                      <a:fillRect/>
-                    </a:stretch>
-                  </pic:blipFill>
-                  <pic:spPr>
-                    <a:xfrm>
-                      <a:off x="0" y="0"/>
-                      <a:ext cx="3874770" cy="2433320"/>
-                    </a:xfrm>
-                    <a:prstGeom prst="rect">
-                      <a:avLst/>
-                    </a:prstGeom>
-                  </pic:spPr>
-                </pic:pic>
-              </a:graphicData>
-            </a:graphic>
-            <wp14:sizeRelH relativeFrom="margin">
-              <wp14:pctWidth>0</wp14:pctWidth>
-            </wp14:sizeRelH>
-            <wp14:sizeRelV relativeFrom="margin">
-              <wp14:pctHeight>0</wp14:pctHeight>
-            </wp14:sizeRelV>
-          </wp:anchor>
-        </w:drawing>
-      </w:r>
-    </w:p>
+    <w:p/>
     <w:p/>
     <w:p/>
     <w:p/>

--- a/CheatsheetMidterm1/760MLCheatsheetMidterm1.docx
+++ b/CheatsheetMidterm1/760MLCheatsheetMidterm1.docx
@@ -9,6 +9,9 @@
     </w:p>
     <w:p>
       <w:r>
+        <w:rPr>
+          <w:noProof/>
+        </w:rPr>
         <w:drawing>
           <wp:anchor distT="0" distB="0" distL="114300" distR="114300" simplePos="0" relativeHeight="251659264" behindDoc="0" locked="0" layoutInCell="1" allowOverlap="1" wp14:anchorId="21BDDB7B" wp14:editId="4D58AA28">
             <wp:simplePos x="0" y="0"/>
@@ -75,6 +78,9 @@
     <w:p/>
     <w:p>
       <w:r>
+        <w:rPr>
+          <w:noProof/>
+        </w:rPr>
         <w:drawing>
           <wp:anchor distT="0" distB="0" distL="114300" distR="114300" simplePos="0" relativeHeight="251661312" behindDoc="0" locked="0" layoutInCell="1" allowOverlap="1" wp14:anchorId="4269A2DA" wp14:editId="40FD4C39">
             <wp:simplePos x="0" y="0"/>
@@ -141,6 +147,9 @@
     <w:p/>
     <w:p>
       <w:r>
+        <w:rPr>
+          <w:noProof/>
+        </w:rPr>
         <w:drawing>
           <wp:anchor distT="0" distB="0" distL="114300" distR="114300" simplePos="0" relativeHeight="251663360" behindDoc="0" locked="0" layoutInCell="1" allowOverlap="1" wp14:anchorId="6E56D8CE" wp14:editId="1A747EF0">
             <wp:simplePos x="0" y="0"/>
@@ -204,6 +213,9 @@
     <w:p/>
     <w:p>
       <w:r>
+        <w:rPr>
+          <w:noProof/>
+        </w:rPr>
         <w:drawing>
           <wp:anchor distT="0" distB="0" distL="114300" distR="114300" simplePos="0" relativeHeight="251665408" behindDoc="0" locked="0" layoutInCell="1" allowOverlap="1" wp14:anchorId="624D83EA" wp14:editId="49D9F3B6">
             <wp:simplePos x="0" y="0"/>
@@ -272,6 +284,9 @@
     <w:p/>
     <w:p>
       <w:r>
+        <w:rPr>
+          <w:noProof/>
+        </w:rPr>
         <w:drawing>
           <wp:anchor distT="0" distB="0" distL="114300" distR="114300" simplePos="0" relativeHeight="251667456" behindDoc="0" locked="0" layoutInCell="1" allowOverlap="1" wp14:anchorId="27A9EC7E" wp14:editId="48DDC2D8">
             <wp:simplePos x="0" y="0"/>
@@ -340,6 +355,9 @@
     <w:p/>
     <w:p>
       <w:r>
+        <w:rPr>
+          <w:noProof/>
+        </w:rPr>
         <w:lastRenderedPageBreak/>
         <w:drawing>
           <wp:anchor distT="0" distB="0" distL="114300" distR="114300" simplePos="0" relativeHeight="251677696" behindDoc="0" locked="0" layoutInCell="1" allowOverlap="1" wp14:anchorId="367DA2DD" wp14:editId="0DF34D23">
@@ -400,6 +418,9 @@
         </w:drawing>
       </w:r>
       <w:r>
+        <w:rPr>
+          <w:noProof/>
+        </w:rPr>
         <w:drawing>
           <wp:anchor distT="0" distB="0" distL="114300" distR="114300" simplePos="0" relativeHeight="251675648" behindDoc="0" locked="0" layoutInCell="1" allowOverlap="1" wp14:anchorId="22BE3CFE" wp14:editId="530CA63A">
             <wp:simplePos x="0" y="0"/>
@@ -459,6 +480,9 @@
         </w:drawing>
       </w:r>
       <w:r>
+        <w:rPr>
+          <w:noProof/>
+        </w:rPr>
         <w:drawing>
           <wp:anchor distT="0" distB="0" distL="114300" distR="114300" simplePos="0" relativeHeight="251673600" behindDoc="0" locked="0" layoutInCell="1" allowOverlap="1" wp14:anchorId="160392C1" wp14:editId="4B601AC6">
             <wp:simplePos x="0" y="0"/>
@@ -518,6 +542,9 @@
         </w:drawing>
       </w:r>
       <w:r>
+        <w:rPr>
+          <w:noProof/>
+        </w:rPr>
         <w:drawing>
           <wp:anchor distT="0" distB="0" distL="114300" distR="114300" simplePos="0" relativeHeight="251671552" behindDoc="0" locked="0" layoutInCell="1" allowOverlap="1" wp14:anchorId="721DB9E1" wp14:editId="5F800A23">
             <wp:simplePos x="0" y="0"/>
@@ -577,6 +604,9 @@
         </w:drawing>
       </w:r>
       <w:r>
+        <w:rPr>
+          <w:noProof/>
+        </w:rPr>
         <w:drawing>
           <wp:anchor distT="0" distB="0" distL="114300" distR="114300" simplePos="0" relativeHeight="251669504" behindDoc="0" locked="0" layoutInCell="1" allowOverlap="1" wp14:anchorId="308A486D" wp14:editId="7870DBFE">
             <wp:simplePos x="0" y="0"/>
@@ -636,6 +666,10 @@
         </w:drawing>
       </w:r>
     </w:p>
+    <w:p/>
+    <w:p/>
+    <w:p/>
+    <w:p/>
     <w:p/>
     <w:p/>
     <w:p/>

--- a/CheatsheetMidterm1/760MLCheatsheetMidterm1.docx
+++ b/CheatsheetMidterm1/760MLCheatsheetMidterm1.docx
@@ -666,6 +666,7 @@
         </w:drawing>
       </w:r>
     </w:p>
+    <w:p/>
     <w:p/>
     <w:p/>
     <w:p/>

--- a/CheatsheetMidterm1/760MLCheatsheetMidterm1.docx
+++ b/CheatsheetMidterm1/760MLCheatsheetMidterm1.docx
@@ -685,7 +685,72 @@
     <w:p/>
     <w:p/>
     <w:p/>
-    <w:p/>
+    <w:p>
+      <w:r>
+        <w:t>29 Sept – Unsupervised 1</w:t>
+      </w:r>
+    </w:p>
+    <w:p>
+      <w:r>
+        <w:drawing>
+          <wp:anchor distT="0" distB="0" distL="114300" distR="114300" simplePos="0" relativeHeight="251679744" behindDoc="0" locked="0" layoutInCell="1" allowOverlap="1" wp14:anchorId="525116C5" wp14:editId="71768813">
+            <wp:simplePos x="0" y="0"/>
+            <wp:positionH relativeFrom="column">
+              <wp:posOffset>0</wp:posOffset>
+            </wp:positionH>
+            <wp:positionV relativeFrom="paragraph">
+              <wp:posOffset>46913</wp:posOffset>
+            </wp:positionV>
+            <wp:extent cx="3517265" cy="2214880"/>
+            <wp:effectExtent l="0" t="0" r="635" b="0"/>
+            <wp:wrapThrough wrapText="bothSides">
+              <wp:wrapPolygon edited="0">
+                <wp:start x="0" y="0"/>
+                <wp:lineTo x="0" y="21427"/>
+                <wp:lineTo x="21526" y="21427"/>
+                <wp:lineTo x="21526" y="0"/>
+                <wp:lineTo x="0" y="0"/>
+              </wp:wrapPolygon>
+            </wp:wrapThrough>
+            <wp:docPr id="339833794" name="Picture 1" descr="A math equations and formulas&#10;&#10;AI-generated content may be incorrect."/>
+            <wp:cNvGraphicFramePr>
+              <a:graphicFrameLocks xmlns:a="http://schemas.openxmlformats.org/drawingml/2006/main" noChangeAspect="1"/>
+            </wp:cNvGraphicFramePr>
+            <a:graphic xmlns:a="http://schemas.openxmlformats.org/drawingml/2006/main">
+              <a:graphicData uri="http://schemas.openxmlformats.org/drawingml/2006/picture">
+                <pic:pic xmlns:pic="http://schemas.openxmlformats.org/drawingml/2006/picture">
+                  <pic:nvPicPr>
+                    <pic:cNvPr id="339833794" name="Picture 1" descr="A math equations and formulas&#10;&#10;AI-generated content may be incorrect."/>
+                    <pic:cNvPicPr/>
+                  </pic:nvPicPr>
+                  <pic:blipFill>
+                    <a:blip r:embed="rId14"/>
+                    <a:stretch>
+                      <a:fillRect/>
+                    </a:stretch>
+                  </pic:blipFill>
+                  <pic:spPr>
+                    <a:xfrm>
+                      <a:off x="0" y="0"/>
+                      <a:ext cx="3517265" cy="2214880"/>
+                    </a:xfrm>
+                    <a:prstGeom prst="rect">
+                      <a:avLst/>
+                    </a:prstGeom>
+                  </pic:spPr>
+                </pic:pic>
+              </a:graphicData>
+            </a:graphic>
+            <wp14:sizeRelH relativeFrom="margin">
+              <wp14:pctWidth>0</wp14:pctWidth>
+            </wp14:sizeRelH>
+            <wp14:sizeRelV relativeFrom="margin">
+              <wp14:pctHeight>0</wp14:pctHeight>
+            </wp14:sizeRelV>
+          </wp:anchor>
+        </w:drawing>
+      </w:r>
+    </w:p>
     <w:p/>
     <w:p/>
     <w:p/>

--- a/CheatsheetMidterm1/760MLCheatsheetMidterm1.docx
+++ b/CheatsheetMidterm1/760MLCheatsheetMidterm1.docx
@@ -687,19 +687,73 @@
     <w:p/>
     <w:p>
       <w:r>
-        <w:t>29 Sept – Unsupervised 1</w:t>
+        <w:drawing>
+          <wp:anchor distT="0" distB="0" distL="114300" distR="114300" simplePos="0" relativeHeight="251681792" behindDoc="0" locked="0" layoutInCell="1" allowOverlap="1" wp14:anchorId="39651409" wp14:editId="79357980">
+            <wp:simplePos x="0" y="0"/>
+            <wp:positionH relativeFrom="column">
+              <wp:posOffset>3303633</wp:posOffset>
+            </wp:positionH>
+            <wp:positionV relativeFrom="paragraph">
+              <wp:posOffset>424997</wp:posOffset>
+            </wp:positionV>
+            <wp:extent cx="3841750" cy="2205990"/>
+            <wp:effectExtent l="0" t="0" r="6350" b="3810"/>
+            <wp:wrapThrough wrapText="bothSides">
+              <wp:wrapPolygon edited="0">
+                <wp:start x="0" y="0"/>
+                <wp:lineTo x="0" y="21513"/>
+                <wp:lineTo x="21564" y="21513"/>
+                <wp:lineTo x="21564" y="0"/>
+                <wp:lineTo x="0" y="0"/>
+              </wp:wrapPolygon>
+            </wp:wrapThrough>
+            <wp:docPr id="1381960495" name="Picture 1" descr="A white paper with black text&#10;&#10;AI-generated content may be incorrect."/>
+            <wp:cNvGraphicFramePr>
+              <a:graphicFrameLocks xmlns:a="http://schemas.openxmlformats.org/drawingml/2006/main" noChangeAspect="1"/>
+            </wp:cNvGraphicFramePr>
+            <a:graphic xmlns:a="http://schemas.openxmlformats.org/drawingml/2006/main">
+              <a:graphicData uri="http://schemas.openxmlformats.org/drawingml/2006/picture">
+                <pic:pic xmlns:pic="http://schemas.openxmlformats.org/drawingml/2006/picture">
+                  <pic:nvPicPr>
+                    <pic:cNvPr id="1381960495" name="Picture 1" descr="A white paper with black text&#10;&#10;AI-generated content may be incorrect."/>
+                    <pic:cNvPicPr/>
+                  </pic:nvPicPr>
+                  <pic:blipFill>
+                    <a:blip r:embed="rId14"/>
+                    <a:stretch>
+                      <a:fillRect/>
+                    </a:stretch>
+                  </pic:blipFill>
+                  <pic:spPr>
+                    <a:xfrm>
+                      <a:off x="0" y="0"/>
+                      <a:ext cx="3841750" cy="2205990"/>
+                    </a:xfrm>
+                    <a:prstGeom prst="rect">
+                      <a:avLst/>
+                    </a:prstGeom>
+                  </pic:spPr>
+                </pic:pic>
+              </a:graphicData>
+            </a:graphic>
+            <wp14:sizeRelH relativeFrom="margin">
+              <wp14:pctWidth>0</wp14:pctWidth>
+            </wp14:sizeRelH>
+            <wp14:sizeRelV relativeFrom="margin">
+              <wp14:pctHeight>0</wp14:pctHeight>
+            </wp14:sizeRelV>
+          </wp:anchor>
+        </w:drawing>
       </w:r>
-    </w:p>
-    <w:p>
       <w:r>
         <w:drawing>
-          <wp:anchor distT="0" distB="0" distL="114300" distR="114300" simplePos="0" relativeHeight="251679744" behindDoc="0" locked="0" layoutInCell="1" allowOverlap="1" wp14:anchorId="525116C5" wp14:editId="71768813">
+          <wp:anchor distT="0" distB="0" distL="114300" distR="114300" simplePos="0" relativeHeight="251679744" behindDoc="0" locked="0" layoutInCell="1" allowOverlap="1" wp14:anchorId="525116C5" wp14:editId="4E4C4157">
             <wp:simplePos x="0" y="0"/>
             <wp:positionH relativeFrom="column">
-              <wp:posOffset>0</wp:posOffset>
+              <wp:posOffset>-210457</wp:posOffset>
             </wp:positionH>
             <wp:positionV relativeFrom="paragraph">
-              <wp:posOffset>46913</wp:posOffset>
+              <wp:posOffset>363220</wp:posOffset>
             </wp:positionV>
             <wp:extent cx="3517265" cy="2214880"/>
             <wp:effectExtent l="0" t="0" r="635" b="0"/>
@@ -724,7 +778,7 @@
                     <pic:cNvPicPr/>
                   </pic:nvPicPr>
                   <pic:blipFill>
-                    <a:blip r:embed="rId14"/>
+                    <a:blip r:embed="rId15"/>
                     <a:stretch>
                       <a:fillRect/>
                     </a:stretch>
@@ -750,7 +804,11 @@
           </wp:anchor>
         </w:drawing>
       </w:r>
+      <w:r>
+        <w:t>29 Sept – Unsupervised 1</w:t>
+      </w:r>
     </w:p>
+    <w:p/>
     <w:p/>
     <w:p/>
     <w:p/>
